--- a/word/reference.docx
+++ b/word/reference.docx
@@ -827,6 +827,7 @@
     <w:basedOn w:val="Normal"/>
     <w:link w:val="BodyTextChar"/>
     <w:pPr>
+      <w:keepLines/>
       <w:spacing w:after="120" w:before="80" w:line="240" w:lineRule="auto"/>
     </w:pPr>
     <w:rPr>
@@ -841,6 +842,7 @@
     <w:basedOn w:val="Caption"/>
     <w:pPr>
       <w:keepNext/>
+      <w:keepLines/>
       <w:spacing w:before="80" w:after="120" w:line="240" w:lineRule="auto"/>
     </w:pPr>
     <w:rPr>
@@ -853,6 +855,7 @@
     <w:name w:val="Image Caption"/>
     <w:basedOn w:val="Caption"/>
     <w:pPr>
+      <w:keepLines/>
       <w:spacing w:before="80" w:after="120" w:line="240" w:lineRule="auto"/>
     </w:pPr>
     <w:rPr>
